--- a/user-manual.docx
+++ b/user-manual.docx
@@ -98,7 +98,7 @@
         <w:t xml:space="preserve">releases</w:t>
       </w:r>
       <w:r>
-        <w:t xml:space="preserve"> folder and download the file that matches your computer:</w:t>
+        <w:t xml:space="preserve"> folder and use the file that matches your computer:</w:t>
       </w:r>
     </w:p>
     <w:p>
@@ -138,7 +138,7 @@
         <w:t xml:space="preserve">Most Computers:</w:t>
       </w:r>
       <w:r>
-        <w:t xml:space="preserve"> Download </w:t>
+        <w:t xml:space="preserve"> </w:t>
       </w:r>
       <w:r>
         <w:rPr>
@@ -167,7 +167,7 @@
         <w:t xml:space="preserve">Surface Pro X / ARM Laptops:</w:t>
       </w:r>
       <w:r>
-        <w:t xml:space="preserve"> Download </w:t>
+        <w:t xml:space="preserve"> </w:t>
       </w:r>
       <w:r>
         <w:rPr>
@@ -214,7 +214,7 @@
         <w:t xml:space="preserve">New Macs (M1, M2, M3 chips):</w:t>
       </w:r>
       <w:r>
-        <w:t xml:space="preserve"> Download </w:t>
+        <w:t xml:space="preserve"> </w:t>
       </w:r>
       <w:r>
         <w:rPr>
@@ -243,7 +243,7 @@
         <w:t xml:space="preserve">Older Macs (Intel chips):</w:t>
       </w:r>
       <w:r>
-        <w:t xml:space="preserve"> Download </w:t>
+        <w:t xml:space="preserve"> </w:t>
       </w:r>
       <w:r>
         <w:rPr>
@@ -290,7 +290,7 @@
         <w:t xml:space="preserve">Standard PC/Laptop:</w:t>
       </w:r>
       <w:r>
-        <w:t xml:space="preserve"> Download </w:t>
+        <w:t xml:space="preserve"> </w:t>
       </w:r>
       <w:r>
         <w:rPr>
@@ -319,7 +319,7 @@
         <w:t xml:space="preserve">Raspberry Pi / ARM:</w:t>
       </w:r>
       <w:r>
-        <w:t xml:space="preserve"> Download </w:t>
+        <w:t xml:space="preserve"> </w:t>
       </w:r>
       <w:r>
         <w:rPr>
@@ -373,14 +373,7 @@
         <w:t xml:space="preserve">1. </w:t>
       </w:r>
       <w:r>
-        <w:rPr>
-          <w:b/>
-          <w:bCs/>
-        </w:rPr>
-        <w:t xml:space="preserve">Download:</w:t>
-      </w:r>
-      <w:r>
-        <w:t xml:space="preserve"> Move the downloaded file (e.g., </w:t>
+        <w:t xml:space="preserve">Move the file (e.g., </w:t>
       </w:r>
       <w:r>
         <w:rPr>
@@ -390,17 +383,7 @@
         <w:t xml:space="preserve">psa_x86_64-windows.exe</w:t>
       </w:r>
       <w:r>
-        <w:t xml:space="preserve">) to your </w:t>
-      </w:r>
-      <w:r>
-        <w:rPr>
-          <w:b/>
-          <w:bCs/>
-        </w:rPr>
-        <w:t xml:space="preserve">Downloads</w:t>
-      </w:r>
-      <w:r>
-        <w:t xml:space="preserve"> folder.</w:t>
+        <w:t xml:space="preserve">) to your folder where hashlist files and wordlist files are inside. For example Downloads folder.</w:t>
       </w:r>
     </w:p>
     <w:p>
@@ -620,7 +603,7 @@
         <w:t xml:space="preserve">Downloads</w:t>
       </w:r>
       <w:r>
-        <w:t xml:space="preserve"> folder.</w:t>
+        <w:t xml:space="preserve"> folder. Also move the wordlist file and hashlist files to the Downloads folder.</w:t>
       </w:r>
     </w:p>
     <w:p>
@@ -843,6 +826,37 @@
         </w:pBdr>
         <w:spacing w:after="120"/>
       </w:pPr>
+    </w:p>
+    <w:p>
+      <w:pPr>
+        <w:spacing w:after="200"/>
+      </w:pPr>
+      <w:r>
+        <w:t xml:space="preserve"> </w:t>
+      </w:r>
+    </w:p>
+    <w:p>
+      <w:pPr>
+        <w:pStyle w:val="Heading2"/>
+        <w:spacing w:after="200"/>
+        <w:jc w:val="left"/>
+      </w:pPr>
+      <w:r>
+        <w:t xml:space="preserve">How to Run on Linux</w:t>
+      </w:r>
+    </w:p>
+    <w:p>
+      <w:pPr>
+        <w:spacing w:after="100"/>
+        <w:ind w:left="240"/>
+        <w:jc w:val="left"/>
+      </w:pPr>
+      <w:r>
+        <w:t xml:space="preserve">1. </w:t>
+      </w:r>
+      <w:r>
+        <w:t xml:space="preserve">On linux, all steps are similar as MacOS, the only different is the binary file. Choose the binary file according to your hardware.</w:t>
+      </w:r>
     </w:p>
     <w:p>
       <w:pPr>
